--- a/Aero_Pendulum.docx
+++ b/Aero_Pendulum.docx
@@ -41,7 +41,7 @@
           <w:sz w:val="24"/>
           <w:szCs w:val="24"/>
         </w:rPr>
-        <w:t>Aero Pendulum adalah sistem lengan pendulum yang diseimbangkan bukan lewat motor servo yang dipasang langsung pada porosnya, melainkan lewat gaya dorong (thrust) dari motor DC berpropeller yang dipasang di ujung lengan. Sudut kemiringan lengan dibaca secara terus-menerus oleh sensor potensiometer, lalu dikendalikan agar tetap berada pada sudut setpoint yang ditentukan bahkan ketika diberi gangguan dari luar.</w:t>
+        <w:t>Aero Pendulum adalah lengan pendulum yang diseimbangkan lewat gaya dorong (thrust) motor DC berpropeller di ujung lengan. Sudut lengan dibaca oleh sensor potensiometer dan dikendalikan agar tetap pada setpoint meski ada gangguan luar.</w:t>
       </w:r>
     </w:p>
     <w:p>
@@ -60,7 +60,7 @@
           <w:sz w:val="24"/>
           <w:szCs w:val="24"/>
         </w:rPr>
-        <w:t>Proyek ini dibuat untuk mempelajari kendali sistem underactuated, yaitu sistem yang jumlah aktuatornya lebih sedikit daripada derajat kebebasan yang perlu dikendalikan: satu motor harus mengatur pergerakan lengan pada satu sumbu rotasi penuh. Selain itu, proyek ini sekaligus menjadi latihan langsung tuning PID pada plant dengan dinamika non-linear, karena pengaruh gravitasi pada lengan membuat gaya pemulih berubah mengikuti sin(θ), bukan berbanding lurus terhadap sudutnya.</w:t>
+        <w:t>Proyek ini mempelajari kendali sistem underactuated: satu motor mengatur lengan pada satu sumbu rotasi penuh, dengan aktuator lebih sedikit daripada derajat kebebasan. Ini juga latihan tuning PID pada plant non-linear, karena gaya pemulih akibat gravitasi mengikuti sin(θ), bukan linear terhadap sudut.</w:t>
       </w:r>
     </w:p>
     <w:p>
@@ -79,7 +79,7 @@
           <w:sz w:val="24"/>
           <w:szCs w:val="24"/>
         </w:rPr>
-        <w:t>Dinamika lengan pendulum didekati melalui kesetimbangan torsi di sekitar poros putarnya. Jika J adalah momen inersia lengan, b koefisien gesekan (damping), m massa lengan, g percepatan gravitasi, l jarak pusat massa ke poros, Kₘ konstanta gaya dorong motor terhadap sinyal PWM, dan u(t) sinyal kendali, maka persamaan geraknya adalah:</w:t>
+        <w:t>Dinamika lengan didekati lewat kesetimbangan torsi di poros. J = momen inersia, b = koefisien gesekan, m = massa lengan, g = percepatan gravitasi, l = jarak pusat massa ke poros, Kₘ = konstanta gaya dorong motor terhadap PWM, u(t) = sinyal kendali. Persamaan geraknya:</w:t>
       </w:r>
     </w:p>
     <w:p>
@@ -96,8 +96,6 @@
       <w:r>
         <w:rPr>
           <w:rFonts w:ascii="Times New Roman" w:eastAsia="Cambria Math" w:hAnsi="Times New Roman" w:cs="Times New Roman"/>
-          <w:i/>
-          <w:iCs/>
           <w:sz w:val="24"/>
           <w:szCs w:val="24"/>
         </w:rPr>
@@ -120,7 +118,7 @@
           <w:sz w:val="24"/>
           <w:szCs w:val="24"/>
         </w:rPr>
-        <w:t>Di sekitar titik kerja kecil (θ ≈ 0) berlaku pendekatan sin(θ) ≈ θ, sehingga dengan transformasi Laplace diperoleh fungsi alih plant orde dua berikut, yang menjadi dasar pemahaman bahwa sistem berpotensi berosilasi di sekitar titik setimbangnya:</w:t>
+        <w:t>Untuk θ ≈ 0, sin(θ) ≈ θ. Transformasi Laplace menghasilkan fungsi alih plant orde dua berikut, yang menunjukkan sistem berpotensi berosilasi di titik setimbang:</w:t>
       </w:r>
     </w:p>
     <w:p>
@@ -137,8 +135,6 @@
       <w:r>
         <w:rPr>
           <w:rFonts w:ascii="Times New Roman" w:eastAsia="Cambria Math" w:hAnsi="Times New Roman" w:cs="Times New Roman"/>
-          <w:i/>
-          <w:iCs/>
           <w:sz w:val="24"/>
           <w:szCs w:val="24"/>
         </w:rPr>
@@ -161,7 +157,7 @@
           <w:sz w:val="24"/>
           <w:szCs w:val="24"/>
         </w:rPr>
-        <w:t>Karena parameter fisik J, b, Kₘ, dan m·g·l sulit diukur secara presisi tanpa pengujian mekanis-kelistrikan tersendiri, transfer function ini hanya dipakai sebagai landasan konseptual. Penentuan parameter kontroler PID yang sesungguhnya dilakukan langsung pada hardware melalui metode Ziegler-Nichols (dijelaskan pada bagian Desain Sistem).</w:t>
+        <w:t>J, b, Kₘ, dan m·g·l sulit diukur presisi tanpa pengujian tersendiri, jadi transfer function ini hanya jadi landasan konseptual. Parameter PID sesungguhnya ditentukan langsung di hardware via metode Ziegler-Nichols (lihat bagian Desain Sistem).</w:t>
       </w:r>
     </w:p>
     <w:p>
@@ -180,7 +176,7 @@
           <w:sz w:val="24"/>
           <w:szCs w:val="24"/>
         </w:rPr>
-        <w:t>Sinyal kendali PID secara umum dirumuskan sebagai berikut, dengan e(t) = θref − θ(t) adalah error antara sudut referensi dan sudut aktual, serta Kp, Ki, Kd berturut-turut adalah konstanta proportional, integral, dan derivative:</w:t>
+        <w:t>Sinyal kendali PID dirumuskan sebagai berikut, dengan e(t) = θref − θ(t) sebagai error, dan Kp, Ki, Kd sebagai konstanta proportional, integral, derivative:</w:t>
       </w:r>
     </w:p>
     <w:p>
@@ -197,8 +193,6 @@
       <w:r>
         <w:rPr>
           <w:rFonts w:ascii="Times New Roman" w:eastAsia="Cambria Math" w:hAnsi="Times New Roman" w:cs="Times New Roman"/>
-          <w:i/>
-          <w:iCs/>
           <w:sz w:val="24"/>
           <w:szCs w:val="24"/>
         </w:rPr>
@@ -263,7 +257,7 @@
           <w:sz w:val="24"/>
           <w:szCs w:val="24"/>
         </w:rPr>
-        <w:t>Berikut komponen elektronik utama yang digunakan dalam membangun Aero Pendulum. Bahan struktural dan hasil desain 3D dibahas terpisah pada bagian Perancangan Mekanik.</w:t>
+        <w:t>Komponen elektronik utama Aero Pendulum. Bahan struktural dan desain 3D dibahas di bagian Perancangan Mekanik.</w:t>
       </w:r>
     </w:p>
     <w:tbl>
@@ -480,7 +474,7 @@
                 <w:sz w:val="24"/>
                 <w:szCs w:val="24"/>
               </w:rPr>
-              <w:t>Mikrokontroler utama; membaca sudut dari potensiometer lewat ADC 10-bit, menjembatani perhitungan PID dengan MATLAB, dan mengeluarkan sinyal PWM ke driver motor.</w:t>
+              <w:t>Mikrokontroler utama: membaca sudut dari ADC 10-bit, menjembatani PID dengan MATLAB, dan mengeluarkan PWM ke driver motor.</w:t>
             </w:r>
           </w:p>
         </w:tc>
@@ -573,7 +567,7 @@
                 <w:sz w:val="24"/>
                 <w:szCs w:val="24"/>
               </w:rPr>
-              <w:t>Sensor sudut berbasis voltage divider dengan rotasi mekanis 280° ± 5°; membaca posisi lengan sebagai umpan balik (feedback) pada loop kendali.</w:t>
+              <w:t>Sensor sudut voltage divider, rotasi mekanis 280° ± 5°; membaca posisi lengan sebagai feedback loop kendali.</w:t>
             </w:r>
           </w:p>
         </w:tc>
@@ -666,7 +660,7 @@
                 <w:sz w:val="24"/>
                 <w:szCs w:val="24"/>
               </w:rPr>
-              <w:t>Aktuator utama; menghasilkan gaya dorong (thrust) berdasarkan prinsip aksi-reaksi untuk mengangkat lengan menuju sudut setpoint.</w:t>
+              <w:t>Aktuator utama; menghasilkan thrust lewat aksi-reaksi untuk mengangkat lengan ke sudut setpoint.</w:t>
             </w:r>
           </w:p>
         </w:tc>
@@ -759,7 +753,7 @@
                 <w:sz w:val="24"/>
                 <w:szCs w:val="24"/>
               </w:rPr>
-              <w:t>Modul H-Bridge yang menjembatani sinyal PWM Arduino (arus rendah) dengan daya motor (arus tinggi); dilengkapi proteksi over-temperature &amp; short-circuit.</w:t>
+              <w:t>H-Bridge penjembatan PWM Arduino (arus rendah) dengan daya motor (arus tinggi); dilengkapi proteksi over-temperature &amp; short-circuit.</w:t>
             </w:r>
           </w:p>
         </w:tc>
@@ -852,7 +846,7 @@
                 <w:sz w:val="24"/>
                 <w:szCs w:val="24"/>
               </w:rPr>
-              <w:t>Sumber daya eksternal yang menjaga tegangan Arduino dan potensiometer tetap stabil walau motor menarik arus tinggi saat berputar.</w:t>
+              <w:t>Sumber daya eksternal; menjaga tegangan Arduino dan potensiometer stabil saat motor menarik arus tinggi.</w:t>
             </w:r>
           </w:p>
         </w:tc>
@@ -939,116 +933,7 @@
           <w:sz w:val="24"/>
           <w:szCs w:val="24"/>
         </w:rPr>
-        <w:t>Arsitektur sistem ini menggambarkan alur data mulai dari sensor sudut (potensiometer), diproses oleh mikrokontroler Arduino Uno, hingga akhirnya menggerakkan motor DC. Laptop yang menjalankan MATLAB berperan sebagai pusat kendali sekaligus monitoring sistem.</w:t>
-      </w:r>
-    </w:p>
-    <w:p>
-      <w:pPr>
-        <w:spacing w:after="160" w:line="360" w:lineRule="auto"/>
-        <w:jc w:val="both"/>
-        <w:rPr>
-          <w:rFonts w:ascii="Times New Roman" w:hAnsi="Times New Roman" w:cs="Times New Roman"/>
-          <w:sz w:val="24"/>
-          <w:szCs w:val="24"/>
-        </w:rPr>
-      </w:pPr>
-      <w:r>
-        <w:rPr>
-          <w:rFonts w:ascii="Times New Roman" w:hAnsi="Times New Roman" w:cs="Times New Roman"/>
-          <w:sz w:val="24"/>
-          <w:szCs w:val="24"/>
-        </w:rPr>
-        <w:t xml:space="preserve">Secara konsep sistem kendali, diagram ini menunjukkan mekanisme </w:t>
-      </w:r>
-      <w:r>
-        <w:rPr>
-          <w:rFonts w:ascii="Times New Roman" w:hAnsi="Times New Roman" w:cs="Times New Roman"/>
-          <w:i/>
-          <w:iCs/>
-          <w:sz w:val="24"/>
-          <w:szCs w:val="24"/>
-        </w:rPr>
-        <w:t>closed-loop</w:t>
-      </w:r>
-      <w:r>
-        <w:rPr>
-          <w:rFonts w:ascii="Times New Roman" w:hAnsi="Times New Roman" w:cs="Times New Roman"/>
-          <w:sz w:val="24"/>
-          <w:szCs w:val="24"/>
-        </w:rPr>
-        <w:t xml:space="preserve"> (lingkar tertutup): sinyal error </w:t>
-      </w:r>
-      <w:r>
-        <w:rPr>
-          <w:rFonts w:ascii="Times New Roman" w:hAnsi="Times New Roman" w:cs="Times New Roman"/>
-          <w:i/>
-          <w:iCs/>
-          <w:sz w:val="24"/>
-          <w:szCs w:val="24"/>
-        </w:rPr>
-        <w:t>e(t)</w:t>
-      </w:r>
-      <w:r>
-        <w:rPr>
-          <w:rFonts w:ascii="Times New Roman" w:hAnsi="Times New Roman" w:cs="Times New Roman"/>
-          <w:sz w:val="24"/>
-          <w:szCs w:val="24"/>
-        </w:rPr>
-        <w:t xml:space="preserve">, yang merupakan selisih antara referensi </w:t>
-      </w:r>
-      <w:r>
-        <w:rPr>
-          <w:rFonts w:ascii="Times New Roman" w:hAnsi="Times New Roman" w:cs="Times New Roman"/>
-          <w:i/>
-          <w:iCs/>
-          <w:sz w:val="24"/>
-          <w:szCs w:val="24"/>
-        </w:rPr>
-        <w:t>r(t)</w:t>
-      </w:r>
-      <w:r>
-        <w:rPr>
-          <w:rFonts w:ascii="Times New Roman" w:hAnsi="Times New Roman" w:cs="Times New Roman"/>
-          <w:sz w:val="24"/>
-          <w:szCs w:val="24"/>
-        </w:rPr>
-        <w:t xml:space="preserve"> dan umpan balik dari potensiometer </w:t>
-      </w:r>
-      <w:r>
-        <w:rPr>
-          <w:rFonts w:ascii="Times New Roman" w:hAnsi="Times New Roman" w:cs="Times New Roman"/>
-          <w:i/>
-          <w:iCs/>
-          <w:sz w:val="24"/>
-          <w:szCs w:val="24"/>
-        </w:rPr>
-        <w:t>yₘ(t)</w:t>
-      </w:r>
-      <w:r>
-        <w:rPr>
-          <w:rFonts w:ascii="Times New Roman" w:hAnsi="Times New Roman" w:cs="Times New Roman"/>
-          <w:sz w:val="24"/>
-          <w:szCs w:val="24"/>
-        </w:rPr>
-        <w:t xml:space="preserve">, diolah oleh kontroler PID untuk menghasilkan sinyal kendali </w:t>
-      </w:r>
-      <w:r>
-        <w:rPr>
-          <w:rFonts w:ascii="Times New Roman" w:hAnsi="Times New Roman" w:cs="Times New Roman"/>
-          <w:i/>
-          <w:iCs/>
-          <w:sz w:val="24"/>
-          <w:szCs w:val="24"/>
-        </w:rPr>
-        <w:t>u(t)</w:t>
-      </w:r>
-      <w:r>
-        <w:rPr>
-          <w:rFonts w:ascii="Times New Roman" w:hAnsi="Times New Roman" w:cs="Times New Roman"/>
-          <w:sz w:val="24"/>
-          <w:szCs w:val="24"/>
-        </w:rPr>
-        <w:t xml:space="preserve"> yang mengatur pergerakan motor DC.</w:t>
+        <w:t>Secara konsep sistem kendali, diagram ini menunjukkan mekanisme closed-loop (lingkar tertutup): sinyal error e(t), yang merupakan selisih antara referensi r(t) dan umpan balik dari potensiometer yₘ(t), diolah oleh kontroler PID untuk menghasilkan sinyal kendali u(t) yang mengatur pergerakan motor DC.</w:t>
       </w:r>
     </w:p>
     <w:p>
@@ -1131,8 +1016,6 @@
       <w:r>
         <w:rPr>
           <w:rFonts w:ascii="Times New Roman" w:hAnsi="Times New Roman" w:cs="Times New Roman"/>
-          <w:i/>
-          <w:iCs/>
           <w:sz w:val="24"/>
           <w:szCs w:val="24"/>
         </w:rPr>
@@ -1178,79 +1061,7 @@
           <w:sz w:val="24"/>
           <w:szCs w:val="24"/>
         </w:rPr>
-        <w:t xml:space="preserve">Potensiometer dihubungkan sebagai </w:t>
-      </w:r>
-      <w:r>
-        <w:rPr>
-          <w:rFonts w:ascii="Times New Roman" w:hAnsi="Times New Roman" w:cs="Times New Roman"/>
-          <w:i/>
-          <w:iCs/>
-          <w:sz w:val="24"/>
-          <w:szCs w:val="24"/>
-        </w:rPr>
-        <w:t>voltage divider</w:t>
-      </w:r>
-      <w:r>
-        <w:rPr>
-          <w:rFonts w:ascii="Times New Roman" w:hAnsi="Times New Roman" w:cs="Times New Roman"/>
-          <w:sz w:val="24"/>
-          <w:szCs w:val="24"/>
-        </w:rPr>
-        <w:t xml:space="preserve">: kaki 1 ke GND, kaki 3 ke 5V, dan </w:t>
-      </w:r>
-      <w:r>
-        <w:rPr>
-          <w:rFonts w:ascii="Times New Roman" w:hAnsi="Times New Roman" w:cs="Times New Roman"/>
-          <w:i/>
-          <w:iCs/>
-          <w:sz w:val="24"/>
-          <w:szCs w:val="24"/>
-        </w:rPr>
-        <w:t>wiper</w:t>
-      </w:r>
-      <w:r>
-        <w:rPr>
-          <w:rFonts w:ascii="Times New Roman" w:hAnsi="Times New Roman" w:cs="Times New Roman"/>
-          <w:sz w:val="24"/>
-          <w:szCs w:val="24"/>
-        </w:rPr>
-        <w:t xml:space="preserve"> (kaki tengah) ke pin analog A3 Arduino. Nilai ADC hasil pembacaan pin A3 kemudian dikonversi menjadi sinyal PWM pada pin digital 9, yang diteruskan ke pin IN pada driver motor TA6586. GND driver disatukan dengan GND Arduino (</w:t>
-      </w:r>
-      <w:r>
-        <w:rPr>
-          <w:rFonts w:ascii="Times New Roman" w:hAnsi="Times New Roman" w:cs="Times New Roman"/>
-          <w:i/>
-          <w:iCs/>
-          <w:sz w:val="24"/>
-          <w:szCs w:val="24"/>
-        </w:rPr>
-        <w:t>common ground</w:t>
-      </w:r>
-      <w:r>
-        <w:rPr>
-          <w:rFonts w:ascii="Times New Roman" w:hAnsi="Times New Roman" w:cs="Times New Roman"/>
-          <w:sz w:val="24"/>
-          <w:szCs w:val="24"/>
-        </w:rPr>
-        <w:t xml:space="preserve">) agar referensi tegangan pada kedua rangkaian tetap sama. Terminal daya driver (+/–) dihubungkan ke </w:t>
-      </w:r>
-      <w:r>
-        <w:rPr>
-          <w:rFonts w:ascii="Times New Roman" w:hAnsi="Times New Roman" w:cs="Times New Roman"/>
-          <w:i/>
-          <w:iCs/>
-          <w:sz w:val="24"/>
-          <w:szCs w:val="24"/>
-        </w:rPr>
-        <w:t>power supply</w:t>
-      </w:r>
-      <w:r>
-        <w:rPr>
-          <w:rFonts w:ascii="Times New Roman" w:hAnsi="Times New Roman" w:cs="Times New Roman"/>
-          <w:sz w:val="24"/>
-          <w:szCs w:val="24"/>
-        </w:rPr>
-        <w:t xml:space="preserve"> 5V eksternal, sedangkan motor DC tersambung langsung ke output driver, sehingga arus tinggi yang dibutuhkan motor tidak membebani Arduino secara langsung.</w:t>
+        <w:t>Potensiometer dihubungkan sebagai voltage divider: kaki 1 ke GND, kaki 3 ke 5V, dan wiper (kaki tengah) ke pin analog A3 Arduino. Nilai ADC hasil pembacaan pin A3 kemudian dikonversi menjadi sinyal PWM pada pin digital 9, yang diteruskan ke pin IN pada driver motor TA6586. GND driver disatukan dengan GND Arduino (common ground) agar referensi tegangan pada kedua rangkaian tetap sama. Terminal daya driver (+/–) dihubungkan ke power supply 5V eksternal; motor DC tersambung langsung ke output driver agar arus tinggi motor tidak membebani Arduino.</w:t>
       </w:r>
     </w:p>
     <w:p>
@@ -1324,8 +1135,6 @@
       <w:r>
         <w:rPr>
           <w:rFonts w:ascii="Times New Roman" w:hAnsi="Times New Roman" w:cs="Times New Roman"/>
-          <w:i/>
-          <w:iCs/>
           <w:sz w:val="24"/>
           <w:szCs w:val="24"/>
         </w:rPr>
@@ -1371,7 +1180,7 @@
           <w:sz w:val="24"/>
           <w:szCs w:val="24"/>
         </w:rPr>
-        <w:t>Struktur Aero Pendulum menggabungkan beberapa jenis material sesuai fungsinya: rangka dan alas dari lembaran akrilik sebagai penopang utama yang kokoh, pipa aluminium (Ø luar 8 mm) sebagai lengan pendulum karena ringan namun cukup kuat menahan beban motor di ujungnya, serta beberapa komponen kustom hasil 3D printing (filamen PLA, teknologi FDM) untuk bagian yang tidak tersedia di pasaran. Kombinasi ini dipilih agar bagian ayunan tetap ringan (meminimalkan inersia) sementara strukturnya tetap stabil sebagai penopang beban.</w:t>
+        <w:t>Struktur Aero Pendulum menggabungkan beberapa material sesuai fungsinya: akrilik untuk rangka dan alas sebagai penopang utama, pipa aluminium (Ø luar 8 mm) sebagai lengan pendulum karena ringan namun kuat menahan beban motor, serta komponen kustom hasil 3D printing (filamen PLA, FDM) untuk bagian yang tidak tersedia di pasaran. Kombinasi ini membuat bagian ayunan ringan (inersia kecil) namun strukturnya tetap stabil.</w:t>
       </w:r>
     </w:p>
     <w:p>
@@ -1390,7 +1199,7 @@
           <w:sz w:val="24"/>
           <w:szCs w:val="24"/>
         </w:rPr>
-        <w:t>Seluruh komponen kustom dirancang lebih dulu dalam bentuk model 3D sebelum dicetak, sebagai berikut.</w:t>
+        <w:t>Seluruh komponen kustom dirancang dulu dalam model 3D sebelum dicetak:</w:t>
       </w:r>
     </w:p>
     <w:p>
@@ -1411,7 +1220,7 @@
           <w:szCs w:val="24"/>
         </w:rPr>
         <w:drawing>
-          <wp:anchor distT="0" distB="0" distL="114300" distR="114300" simplePos="0" relativeHeight="251658240" behindDoc="1" locked="0" layoutInCell="1" allowOverlap="1" wp14:anchorId="3CF058A1" wp14:editId="15753185">
+          <wp:anchor distT="0" distB="0" distL="114300" distR="114300" simplePos="0" relativeHeight="251658240" behindDoc="1" locked="0" layoutInCell="1" allowOverlap="1" wp14:anchorId="3CF058A1" wp14:editId="1A16AEC8">
             <wp:simplePos x="0" y="0"/>
             <wp:positionH relativeFrom="margin">
               <wp:posOffset>718185</wp:posOffset>
@@ -1583,7 +1392,6 @@
           <w:sz w:val="24"/>
           <w:szCs w:val="24"/>
         </w:rPr>
-        <w:lastRenderedPageBreak/>
         <w:t xml:space="preserve">Braket Motor  </w:t>
       </w:r>
       <w:r>
@@ -1592,7 +1400,7 @@
           <w:sz w:val="24"/>
           <w:szCs w:val="24"/>
         </w:rPr>
-        <w:t xml:space="preserve">— dudukan motor DC agar terpasang kokoh dan tidak bergeser saat sistem beroperasi.       </w:t>
+        <w:t xml:space="preserve">— dudukan motor DC agar terpasang kokoh dan tidak bergeser.       </w:t>
       </w:r>
     </w:p>
     <w:tbl>
@@ -1655,6 +1463,7 @@
                 <w:sz w:val="24"/>
                 <w:szCs w:val="24"/>
               </w:rPr>
+              <w:lastRenderedPageBreak/>
               <w:drawing>
                 <wp:anchor distT="0" distB="0" distL="114300" distR="114300" simplePos="0" relativeHeight="251660288" behindDoc="1" locked="0" layoutInCell="1" allowOverlap="1" wp14:anchorId="2F902E10" wp14:editId="3673FE62">
                   <wp:simplePos x="0" y="0"/>
@@ -1788,7 +1597,7 @@
           <w:sz w:val="24"/>
           <w:szCs w:val="24"/>
         </w:rPr>
-        <w:t xml:space="preserve"> — skala acuan untuk membaca dan mengamati sudut pergerakan lengan secara visual selama pengujian.</w:t>
+        <w:t xml:space="preserve"> — skala acuan untuk membaca sudut pergerakan lengan secara visual.</w:t>
       </w:r>
     </w:p>
     <w:p>
@@ -1873,7 +1682,7 @@
           <w:sz w:val="24"/>
           <w:szCs w:val="24"/>
         </w:rPr>
-        <w:t>— penunjuk yang bergerak mengikuti arah ayunan lengan, memudahkan pembacaan sudut secara akurat</w:t>
+        <w:t>— penunjuk yang bergerak mengikuti ayunan lengan untuk membaca sudut secara akurat</w:t>
       </w:r>
     </w:p>
     <w:p>
@@ -1979,7 +1788,7 @@
           <w:sz w:val="24"/>
           <w:szCs w:val="24"/>
         </w:rPr>
-        <w:t xml:space="preserve"> — elemen penyambung antar bagian rangka sekaligus titik pemasangan komponen mekanik lainnya.</w:t>
+        <w:t xml:space="preserve"> — penyambung antar bagian rangka sekaligus titik pemasangan komponen lain.</w:t>
       </w:r>
     </w:p>
     <w:p>
@@ -2052,12 +1861,10 @@
       <w:r>
         <w:rPr>
           <w:rFonts w:ascii="Times New Roman" w:hAnsi="Times New Roman" w:cs="Times New Roman"/>
-          <w:i/>
-          <w:iCs/>
-          <w:sz w:val="24"/>
-          <w:szCs w:val="24"/>
-        </w:rPr>
-        <w:t>Desain 3D modul Aero Pendulum — gabungan seluruh komponen mekanik &amp; elektronik sebagai satu kesatuan sistem</w:t>
+          <w:sz w:val="24"/>
+          <w:szCs w:val="24"/>
+        </w:rPr>
+        <w:t>Desain 3D modul Aero Pendulum — gabungan komponen mekanik &amp; elektronik sebagai satu sistem</w:t>
       </w:r>
     </w:p>
     <w:p>
@@ -2097,8 +1904,6 @@
           <w:rFonts w:ascii="Times New Roman" w:hAnsi="Times New Roman" w:cs="Times New Roman"/>
           <w:b/>
           <w:bCs/>
-          <w:i/>
-          <w:iCs/>
           <w:color w:val="auto"/>
         </w:rPr>
         <w:t>1. Kalibrasi Sensor Sudut (Konversi ADC → Derajat)</w:t>
@@ -2120,7 +1925,7 @@
           <w:sz w:val="24"/>
           <w:szCs w:val="24"/>
         </w:rPr>
-        <w:t>Sebelum bisa dipakai sebagai umpan balik, nilai mentah ADC dari potensiometer perlu dikalibrasi dulu ke satuan derajat. Caranya dengan mengambil dua titik acuan: pada posisi lengan diam, nilai ADC yang terbaca adalah 660. Sedangkan pada sudut maksimum mekanik sistem sebesar 135°, nilai ADC yang terbaca adalah 91. Dari selisih kedua titik ini didapat gain kalibrasi K, yang kemudian dipakai untuk mengubah setiap pembacaan ADC menjadi sudut aktual θ secara real-time:</w:t>
+        <w:t>Nilai ADC mentah dari potensiometer perlu dikalibrasi ke satuan derajat. Caranya: ambil dua titik acuan posisi lengan diam, ADC = 660; sudut maksimum mekanik 135°, ADC = 91. Dari selisih ini didapat gain kalibrasi K, dipakai untuk mengubah pembacaan ADC menjadi sudut aktual θ secara real-time:</w:t>
       </w:r>
     </w:p>
     <w:p>
@@ -2137,8 +1942,6 @@
       <w:r>
         <w:rPr>
           <w:rFonts w:ascii="Times New Roman" w:eastAsia="Cambria Math" w:hAnsi="Times New Roman" w:cs="Times New Roman"/>
-          <w:i/>
-          <w:iCs/>
           <w:sz w:val="24"/>
           <w:szCs w:val="24"/>
         </w:rPr>
@@ -2161,9 +1964,19 @@
           <w:sz w:val="24"/>
           <w:szCs w:val="24"/>
         </w:rPr>
-        <w:lastRenderedPageBreak/>
-        <w:t>Persamaan inilah yang diterapkan pada blok Gain di MATLAB Simulink, sehingga setiap nilai sudut yang dipakai untuk menghitung error terhadap setpoint sudah dalam satuan derajat yang mudah diinterpretasi, bukan lagi angka mentah 0–1023.</w:t>
-      </w:r>
+        <w:t>Persamaan ini diterapkan pada blok Gain di MATLAB Simulink, sehingga sudut untuk menghitung error terhadap setpoint sudah dalam derajat, bukan angka mentah 0–1023.</w:t>
+      </w:r>
+    </w:p>
+    <w:p>
+      <w:pPr>
+        <w:spacing w:after="160" w:line="360" w:lineRule="auto"/>
+        <w:jc w:val="both"/>
+        <w:rPr>
+          <w:rFonts w:ascii="Times New Roman" w:hAnsi="Times New Roman" w:cs="Times New Roman"/>
+          <w:sz w:val="24"/>
+          <w:szCs w:val="24"/>
+        </w:rPr>
+      </w:pPr>
     </w:p>
     <w:p>
       <w:pPr>
@@ -2179,10 +1992,9 @@
           <w:rFonts w:ascii="Times New Roman" w:hAnsi="Times New Roman" w:cs="Times New Roman"/>
           <w:b/>
           <w:bCs/>
-          <w:i/>
-          <w:iCs/>
           <w:color w:val="auto"/>
         </w:rPr>
+        <w:lastRenderedPageBreak/>
         <w:t>2. Rangkaian Kendali pada MATLAB Simulink</w:t>
       </w:r>
     </w:p>
@@ -2202,7 +2014,7 @@
           <w:sz w:val="24"/>
           <w:szCs w:val="24"/>
         </w:rPr>
-        <w:t>Seluruh proses kendali dijalankan lewat satu rangkaian blok di Simulink yang terhubung langsung ke Arduino via komunikasi serial. Alurnya dimulai dari blok Arduino Analog Read pada pin A3, yang membaca tegangan potensiometer secara kontinu. Nilai mentah ini dikurangi offset (660) lalu dikalikan blok Gain berisi konstanta kalibrasi K, sehingga keluarannya sudah berupa sudut aktual lengan dalam derajat. Sudut aktual ini kemudian dibandingkan dengan sudut referensi (setpoint) pada sebuah sum block untuk menghasilkan error, yang menjadi masukan bagi blok PID Controller.</w:t>
+        <w:t>Proses kendali dijalankan lewat satu rangkaian blok Simulink yang terhubung ke Arduino via serial. Alurnya: blok Arduino Analog Read pada pin A3 membaca tegangan potensiometer secara kontinu. Nilai ini dikurangi offset (660), lalu dikalikan blok Gain berisi konstanta K, sehingga keluarannya berupa sudut aktual lengan dalam derajat. Sudut ini dibandingkan dengan setpoint pada sum block untuk menghasilkan error, masukan bagi blok PID Controller.</w:t>
       </w:r>
     </w:p>
     <w:p>
@@ -2221,7 +2033,7 @@
           <w:sz w:val="24"/>
           <w:szCs w:val="24"/>
         </w:rPr>
-        <w:t>Secara spesifik, kolom Gain pada blok tersebut diisi ekspresi 135/(660−91), yaitu formula konstanta kalibrasi K yang sama persis dengan yang diturunkan pada bagian Kalibrasi Sensor Sudut sebelumnya. MATLAB menghitung ekspresi ini secara otomatis menjadi sebuah skalar (≈ 0,2372) yang berlaku tetap selama simulasi berjalan, sehingga blok Gain ini berfungsi sebagai pengali konversi antara selisih ADC (660 − ADC) dengan sudut aktual lengan dalam derajat. Parameter Multiplication pada blok ini diset ke “Element-wise(K.*u)”, yang berarti setiap elemen sinyal masukan dikalikan langsung dengan nilai K secara element-by-element. Karena sinyal masukan dari blok sebelumnya hanya berupa satu nilai skalar (bukan vektor atau matriks), mode element-wise ini pada praktiknya bekerja sama seperti perkalian skalar biasa, sehingga tidak diperlukan pengaturan perkalian matriks (K*u atau u*K) yang lebih kompleks.</w:t>
+        <w:t>Kolom Gain diisi ekspresi 135/(660−91), formula konstanta kalibrasi K yang sama dengan bagian Kalibrasi Sensor Sudut. MATLAB menghitung ekspresi ini jadi skalar tetap (≈ 0,2372) selama simulasi, sehingga blok Gain berfungsi sebagai pengali konversi selisih ADC (660 − ADC) ke sudut aktual dalam derajat. Parameter Multiplication diset “Element-wise(K.*u)”: tiap elemen sinyal masukan dikalikan langsung dengan K. Karena sinyal masukan hanya berupa skalar, mode ini bekerja sama seperti perkalian skalar biasa, sehingga tidak perlu pengaturan perkalian matriks yang lebih kompleks.</w:t>
       </w:r>
     </w:p>
     <w:p>
@@ -2240,7 +2052,7 @@
           <w:sz w:val="24"/>
           <w:szCs w:val="24"/>
         </w:rPr>
-        <w:t>Keluaran PID Controller diteruskan ke blok Saturation, yang berfungsi membatasi sinyal kendali agar tidak melebihi rentang PWM yang aman bagi driver motor dan Arduino (mencegah nilai keluaran ekstrem yang bisa merusak komponen). Setelah dibatasi, sinyal ini dikirim keluar lewat blok PWM Output pada pin digital 9 menuju driver motor. Sebagai pelengkap monitoring, terdapat pula blok Display yang menampilkan nilai sudut aktual dan nilai ADC secara numerik, serta blok Scope yang memplot respons sudut terhadap waktu secara real-time — inilah yang dipakai untuk mengamati rise time, overshoot, dan settling time pada tahap pengujian.</w:t>
+        <w:t>Keluaran PID Controller diteruskan ke blok Saturation untuk membatasi sinyal kendali agar tidak melebihi rentang PWM aman bagi driver motor dan Arduino. Sinyal ini lalu dikirim lewat blok PWM Output pada pin digital 9 ke driver motor. Untuk monitoring, ada blok Display (menampilkan sudut aktual dan nilai ADC) serta blok Scope (memplot respons sudut terhadap waktu secara real-time), dipakai untuk mengamati rise time, overshoot, dan settling time saat pengujian.</w:t>
       </w:r>
     </w:p>
     <w:p>
@@ -2257,7 +2069,6 @@
         <w:rPr>
           <w:noProof/>
         </w:rPr>
-        <w:lastRenderedPageBreak/>
         <w:drawing>
           <wp:inline distT="0" distB="0" distL="0" distR="0" wp14:anchorId="1245ADE6" wp14:editId="7FC77D5B">
             <wp:extent cx="6181090" cy="2943225"/>
@@ -2321,6 +2132,7 @@
           <w:sz w:val="24"/>
           <w:szCs w:val="24"/>
         </w:rPr>
+        <w:lastRenderedPageBreak/>
         <w:drawing>
           <wp:inline distT="0" distB="0" distL="0" distR="0" wp14:anchorId="11BE3CD4" wp14:editId="7D820479">
             <wp:extent cx="4305300" cy="3192780"/>
@@ -2384,8 +2196,6 @@
       <w:r>
         <w:rPr>
           <w:rFonts w:ascii="Times New Roman" w:hAnsi="Times New Roman" w:cs="Times New Roman"/>
-          <w:i/>
-          <w:iCs/>
           <w:sz w:val="24"/>
           <w:szCs w:val="24"/>
         </w:rPr>
@@ -2406,8 +2216,6 @@
           <w:rFonts w:ascii="Times New Roman" w:hAnsi="Times New Roman" w:cs="Times New Roman"/>
           <w:b/>
           <w:bCs/>
-          <w:i/>
-          <w:iCs/>
           <w:color w:val="auto"/>
         </w:rPr>
         <w:t>3. Tuning Kontroler PID — Metode Ziegler-Nichols</w:t>
@@ -2429,7 +2237,7 @@
           <w:sz w:val="24"/>
           <w:szCs w:val="24"/>
         </w:rPr>
-        <w:t>Karena parameter fisik plant (J, b, Kₘ, m·g·l) sulit diukur secara analitis tanpa pengujian tersendiri, nilai awal Kp, Ki, dan Kd ditentukan langsung dari respons hardware menggunakan metode Ziegler-Nichols berbasis closed-loop (ultimate gain method). Prosesnya dimulai dengan menonaktifkan komponen integral dan derivative (Ki = Kd = 0), lalu menaikkan Kp secara bertahap sambil mengamati respons lengan terhadap setpoint yang diberikan. Kenaikan ini terus dilakukan hingga sistem menunjukkan osilasi berkelanjutan dengan amplitudo konstan (sustained oscillation) — kondisi di mana lengan berosilasi terus-menerus di sekitar titik setpoint tanpa meredam maupun membesar.</w:t>
+        <w:t>J, b, Kₘ, m·g·l sulit diukur analitis, jadi nilai awal Kp, Ki, dan Kd ditentukan langsung dari respons hardware via metode Ziegler-Nichols closed-loop (ultimate gain method). Prosesnya: nonaktifkan integral dan derivative (Ki = Kd = 0), lalu naikkan Kp bertahap sambil mengamati respons lengan terhadap setpoint, hingga sistem berosilasi konstan (sustained oscillation) tanpa meredam maupun membesar.</w:t>
       </w:r>
     </w:p>
     <w:p>
@@ -2448,8 +2256,7 @@
           <w:sz w:val="24"/>
           <w:szCs w:val="24"/>
         </w:rPr>
-        <w:lastRenderedPageBreak/>
-        <w:t>Nilai Kp pada kondisi tersebut disebut gain kritis (Kᵤ), sedangkan periode satu putaran osilasinya disebut periode kritis (Tᵤ), yang diukur langsung dari data waktu respons sistem melalui Simulink Scope. Dari kedua nilai ini, parameter PID awal dihitung menggunakan aturan baku Ziegler-Nichols berikut:</w:t>
+        <w:t>Kp pada kondisi ini disebut gain kritis (Kᵤ); periode satu putaran osilasinya disebut periode kritis (Tᵤ), diukur dari data waktu respons via Simulink Scope. Dari kedua nilai ini, parameter PID awal dihitung dengan aturan Ziegler-Nichols berikut:</w:t>
       </w:r>
     </w:p>
     <w:tbl>
@@ -2888,7 +2695,8 @@
           <w:sz w:val="24"/>
           <w:szCs w:val="24"/>
         </w:rPr>
-        <w:t>Namun, parameter hasil perhitungan Ziegler-Nichols ini ternyata belum memuaskan ketika diuji langsung pada hardware — respons lengan cenderung berlebihan (overshoot besar) saat mendekati setpoint dan butuh waktu relatif lama untuk benar-benar stabil. Karena itu, dilakukan fine tuning manual: ketiga parameter (P, I, D) diubah satu per satu maupun secara kombinasi, sambil mengamati perubahan perilaku sistem setiap kali setpoint diberikan, sampai ditemukan kombinasi yang membuat lengan bergerak lebih halus, tidak lagi berosilasi berlebihan, dan lebih cepat menyesuaikan diri terhadap target. Kombinasi akhir yang dipakai pada blok PID Controller di Simulink adalah sebagai berikut:</w:t>
+        <w:lastRenderedPageBreak/>
+        <w:t>Namun parameter hasil Ziegler-Nichols ini belum memuaskan saat diuji di hardware — overshoot besar dan waktu stabil relatif lama. Karena itu dilakukan fine tuning manual: ketiga parameter (P, I, D) diubah satu per satu maupun kombinasi hingga lengan bergerak lebih halus, tidak berosilasi berlebihan, dan lebih cepat menyesuaikan diri. Kombinasi akhir pada blok PID Controller di Simulink:</w:t>
       </w:r>
     </w:p>
     <w:tbl>
@@ -3231,7 +3039,7 @@
           <w:sz w:val="24"/>
           <w:szCs w:val="24"/>
         </w:rPr>
-        <w:t>Pengujian dilakukan bertahap: sensor &amp; aktuator, komunikasi serial Arduino–MATLAB, closed-loop dengan tiga nilai setpoint (45°, 60°, 90°), dan ketahanan terhadap gangguan eksternal (disturbance rejection).</w:t>
+        <w:t>Pengujian dilakukan bertahap: sensor &amp; aktuator, komunikasi serial Arduino–MATLAB, closed-loop dengan tiga setpoint (45°, 60°, 90°), dan disturbance rejection.</w:t>
       </w:r>
     </w:p>
     <w:p>
@@ -4010,8 +3818,6 @@
       <w:r>
         <w:rPr>
           <w:rFonts w:ascii="Times New Roman" w:hAnsi="Times New Roman" w:cs="Times New Roman"/>
-          <w:i/>
-          <w:iCs/>
           <w:sz w:val="24"/>
           <w:szCs w:val="24"/>
         </w:rPr>
@@ -4076,17 +3882,13 @@
         <w:jc w:val="center"/>
         <w:rPr>
           <w:rFonts w:ascii="Times New Roman" w:hAnsi="Times New Roman" w:cs="Times New Roman"/>
-          <w:i/>
-          <w:iCs/>
-          <w:sz w:val="24"/>
-          <w:szCs w:val="24"/>
-        </w:rPr>
-      </w:pPr>
-      <w:r>
-        <w:rPr>
-          <w:rFonts w:ascii="Times New Roman" w:hAnsi="Times New Roman" w:cs="Times New Roman"/>
-          <w:i/>
-          <w:iCs/>
+          <w:sz w:val="24"/>
+          <w:szCs w:val="24"/>
+        </w:rPr>
+      </w:pPr>
+      <w:r>
+        <w:rPr>
+          <w:rFonts w:ascii="Times New Roman" w:hAnsi="Times New Roman" w:cs="Times New Roman"/>
           <w:sz w:val="24"/>
           <w:szCs w:val="24"/>
         </w:rPr>
@@ -4099,17 +3901,13 @@
         <w:jc w:val="center"/>
         <w:rPr>
           <w:rFonts w:ascii="Times New Roman" w:hAnsi="Times New Roman" w:cs="Times New Roman"/>
-          <w:i/>
-          <w:iCs/>
-          <w:sz w:val="24"/>
-          <w:szCs w:val="24"/>
-        </w:rPr>
-      </w:pPr>
-      <w:r>
-        <w:rPr>
-          <w:rFonts w:ascii="Times New Roman" w:hAnsi="Times New Roman" w:cs="Times New Roman"/>
-          <w:i/>
-          <w:iCs/>
+          <w:sz w:val="24"/>
+          <w:szCs w:val="24"/>
+        </w:rPr>
+      </w:pPr>
+      <w:r>
+        <w:rPr>
+          <w:rFonts w:ascii="Times New Roman" w:hAnsi="Times New Roman" w:cs="Times New Roman"/>
           <w:noProof/>
           <w:sz w:val="24"/>
           <w:szCs w:val="24"/>
@@ -4178,8 +3976,6 @@
       <w:r>
         <w:rPr>
           <w:rFonts w:ascii="Times New Roman" w:hAnsi="Times New Roman" w:cs="Times New Roman"/>
-          <w:i/>
-          <w:iCs/>
           <w:sz w:val="24"/>
           <w:szCs w:val="24"/>
         </w:rPr>
@@ -4236,7 +4032,7 @@
           <w:sz w:val="24"/>
           <w:szCs w:val="24"/>
         </w:rPr>
-        <w:t>Gangguan berupa dorongan manual diberikan pada lengan saat sistem berada dalam kondisi steady-state. Sistem mampu kembali ke sudut referensi dalam waktu sekitar 1,2 detik tanpa osilasi berkepanjangan.</w:t>
+        <w:t>Gangguan berupa dorongan manual diberikan saat sistem steady-state. Sistem kembali ke sudut referensi dalam ±1,2 detik tanpa osilasi berkepanjangan.</w:t>
       </w:r>
     </w:p>
     <w:p>
@@ -4310,8 +4106,6 @@
       <w:r>
         <w:rPr>
           <w:rFonts w:ascii="Times New Roman" w:hAnsi="Times New Roman" w:cs="Times New Roman"/>
-          <w:i/>
-          <w:iCs/>
           <w:sz w:val="24"/>
           <w:szCs w:val="24"/>
         </w:rPr>
@@ -4364,7 +4158,7 @@
           <w:sz w:val="24"/>
           <w:szCs w:val="24"/>
         </w:rPr>
-        <w:t>Dari ketiga variasi setpoint, terlihat pola yang konsisten: semakin besar sudut referensi, settling time cenderung sedikit meningkat sementara rise time relatif stabil. Hal ini wajar secara fisis — semakin besar sudut lengan, semakin besar pula komponen torsi gravitasi (m·g·l·sinθ) yang harus dilawan oleh gaya dorong motor, sehingga plant bersifat non-linear terhadap posisi sudutnya, sesuai dengan bentuk model matematis sin(θ) yang dilinierisasi hanya di sekitar θ ≈ 0.</w:t>
+        <w:t>Pola dari ketiga setpoint konsisten: makin besar sudut referensi, settling time sedikit meningkat sementara rise time relatif stabil. Ini wajar karena makin besar sudut lengan, makin besar torsi gravitasi (m·g·l·sinθ) yang harus dilawan motor, sehingga plant non-linear terhadap posisi sudut — sesuai model sin(θ) yang dilinierisasi hanya di θ ≈ 0.</w:t>
       </w:r>
     </w:p>
     <w:p>
@@ -4383,7 +4177,7 @@
           <w:sz w:val="24"/>
           <w:szCs w:val="24"/>
         </w:rPr>
-        <w:t>Overshoot pada seluruh pengujian tergolong kecil (di bawah 15%), menandakan kontroler PID hasil fine tuning cukup efektif meredam osilasi berlebih dibandingkan parameter awal Ziegler-Nichols yang sempat menghasilkan respons berlebihan. Namun demikian, tersisa error steady-state sebesar 0,5°–2°, yang paling mungkin bersumber dari dua faktor: resolusi ADC 10-bit pada pembacaan potensiometer yang membatasi presisi sudut, serta gesekan mekanik (friction) pada poros lengan yang belum sepenuhnya dikompensasi oleh aksi integral kontroler.</w:t>
+        <w:t>Overshoot pada seluruh pengujian kecil (di bawah 15%), menandakan PID hasil fine tuning efektif meredam osilasi dibanding parameter awal Ziegler-Nichols. Error steady-state tersisa 0,5°–2°, kemungkinan dari resolusi ADC 10-bit dan gesekan mekanik poros yang belum sepenuhnya dikompensasi aksi integral.</w:t>
       </w:r>
     </w:p>
     <w:p>
@@ -4402,7 +4196,7 @@
           <w:sz w:val="24"/>
           <w:szCs w:val="24"/>
         </w:rPr>
-        <w:t>Pada uji disturbance rejection, waktu pemulihan ±1,2 detik setelah gangguan dilepas menunjukkan bahwa aksi integral pada kontroler bekerja cukup baik dalam mengembalikan sistem ke titik kerja meski tanpa model matematis plant yang presisi — ini menegaskan keunggulan pendekatan tuning empiris (Ziegler-Nichols + fine tuning manual) untuk plant dengan non-linearitas mekanik yang sulit dimodelkan secara analitis, seperti gesekan dan backlash.</w:t>
+        <w:t>Pada uji disturbance rejection, waktu pemulihan ±1,2 detik menunjukkan aksi integral bekerja baik mengembalikan sistem ke titik kerja meski tanpa model matematis plant yang presisi — menegaskan keunggulan tuning empiris (Ziegler-Nichols + fine tuning manual) untuk plant dengan non-linearitas mekanik seperti gesekan dan backlash.</w:t>
       </w:r>
     </w:p>
     <w:p>
@@ -4421,7 +4215,7 @@
           <w:sz w:val="24"/>
           <w:szCs w:val="24"/>
         </w:rPr>
-        <w:t>Integrasi Arduino–MATLAB via komunikasi serial USB terbukti stabil: tidak ditemukan data loss maupun delay signifikan selama monitoring, sehingga blok kalibrasi, PID, dan Scope pada Simulink dapat diandalkan sebagai pusat kendali real-time, bukan sekadar alat pemantauan pasif.</w:t>
+        <w:t>Integrasi Arduino–MATLAB via serial USB stabil: tidak ada data loss atau delay signifikan, sehingga blok kalibrasi, PID, dan Scope di Simulink bisa jadi pusat kendali real-time, bukan sekadar alat pemantauan.</w:t>
       </w:r>
     </w:p>
     <w:p>
@@ -4481,7 +4275,43 @@
           <w:sz w:val="24"/>
           <w:szCs w:val="24"/>
         </w:rPr>
-        <w:t>Aero Pendulum berhasil dirancang dan dibangun sebagai plant fisik underactuated yang merepresentasikan karakteristik sistem kendali dinamis secara nyata — mulai dari rise time, overshoot, settling time, hingga kestabilan sistem secara keseluruhan. Integrasi Arduino–MATLAB melalui komunikasi serial juga berjalan stabil, sehingga akuisisi dan visualisasi data sudut dapat dilakukan secara real-time tanpa kendala berarti.</w:t>
+        <w:t>Aero Pendulum berhasil dirancang sebagai plant fisik underactuated yang merepresentasikan karakteristik sistem kendali dinamis</w:t>
+      </w:r>
+      <w:r>
+        <w:rPr>
+          <w:rFonts w:ascii="Times New Roman" w:hAnsi="Times New Roman" w:cs="Times New Roman"/>
+          <w:color w:val="auto"/>
+          <w:sz w:val="24"/>
+          <w:szCs w:val="24"/>
+        </w:rPr>
+        <w:t>.</w:t>
+      </w:r>
+      <w:r>
+        <w:rPr>
+          <w:rFonts w:ascii="Times New Roman" w:hAnsi="Times New Roman" w:cs="Times New Roman"/>
+          <w:color w:val="auto"/>
+          <w:sz w:val="24"/>
+          <w:szCs w:val="24"/>
+        </w:rPr>
+        <w:t xml:space="preserve"> </w:t>
+      </w:r>
+      <w:r>
+        <w:rPr>
+          <w:rFonts w:ascii="Times New Roman" w:hAnsi="Times New Roman" w:cs="Times New Roman"/>
+          <w:color w:val="auto"/>
+          <w:sz w:val="24"/>
+          <w:szCs w:val="24"/>
+        </w:rPr>
+        <w:t>R</w:t>
+      </w:r>
+      <w:r>
+        <w:rPr>
+          <w:rFonts w:ascii="Times New Roman" w:hAnsi="Times New Roman" w:cs="Times New Roman"/>
+          <w:color w:val="auto"/>
+          <w:sz w:val="24"/>
+          <w:szCs w:val="24"/>
+        </w:rPr>
+        <w:t>ise time, overshoot, settling time, hingga kestabilan sistem. Integrasi Arduino–MATLAB via serial berjalan stabil, sehingga akuisisi dan visualisasi data sudut berjalan real-time tanpa kendala.</w:t>
       </w:r>
     </w:p>
     <w:p>
@@ -4503,7 +4333,7 @@
           <w:sz w:val="24"/>
           <w:szCs w:val="24"/>
         </w:rPr>
-        <w:t>Dari sisi kendali, kontroler PID hasil Ziegler-Nichols yang disempurnakan lewat fine tuning (P=0.95, I=1.3, D=0.22) terbukti mampu mengarahkan lengan menuju sudut referensi dengan overshoot di bawah 15% dan error steady-state yang kecil, yakni 0,5°–2°. Sistem juga menunjukkan kemampuan disturbance rejection yang baik, terlihat dari kecepatannya pulih ke posisi referensi dalam waktu ±1,2 detik setelah diberi gangguan eksternal.</w:t>
+        <w:t>Kontroler PID hasil Ziegler-Nichols yang disempurnakan lewat fine tuning (P=0.95, I=1.3, D=0.22) mampu mengarahkan lengan ke sudut referensi dengan overshoot di bawah 15% dan error steady-state 0,5°–2°. Sistem juga menunjukkan disturbance rejection yang baik, pulih ke posisi referensi dalam ±1,2 detik setelah gangguan.</w:t>
       </w:r>
     </w:p>
     <w:p>
@@ -4526,7 +4356,7 @@
           <w:sz w:val="24"/>
           <w:szCs w:val="24"/>
         </w:rPr>
-        <w:t>Secara keseluruhan, hasil-hasil ini menunjukkan bahwa Aero Pendulum berpotensi menjadi media pembelajaran praktikum sistem kendali yang efektif sekaligus terjangkau untuk mempelajari konsep-konsep kendali underactuated dan non-linear secara langsung.</w:t>
+        <w:t>Aero Pendulum berpotensi menjadi media pembelajaran praktikum sistem kendali yang efektif dan terjangkau untuk mempelajari konsep kendali underactuated dan non-linear secara langsung.</w:t>
       </w:r>
     </w:p>
     <w:p>
